--- a/templates/apply/documents/contract_2027_full_arranged.docx
+++ b/templates/apply/documents/contract_2027_full_arranged.docx
@@ -37,7 +37,7 @@
           <w:sz w:val="25"/>
           <w:szCs w:val="25"/>
         </w:rPr>
-        <w:t xml:space="preserve">Договор № {{ contract_number }}</w:t>
+        <w:t>Договор от {{ today }} г.</w:t>
       </w:r>
     </w:p>
     <w:p>

--- a/templates/apply/documents/contract_2027_full_arranged.docx
+++ b/templates/apply/documents/contract_2027_full_arranged.docx
@@ -9503,7 +9503,7 @@
           <w:color w:val="000000"/>
           <w:sz w:val="18"/>
         </w:rPr>
-        <w:t>24 часа в денонощието на тел:</w:t>
+        <w:t>в работни дни от 09:30 до 17:30 ч. на тел:</w:t>
       </w:r>
       <w:r>
         <w:rPr>
